--- a/LR07/Яковенко_Максим_Михайлович_Вариант_2_ЛР_7.docx
+++ b/LR07/Яковенко_Максим_Михайлович_Вариант_2_ЛР_7.docx
@@ -634,6 +634,46 @@
       <w:pPr>
         <w:jc w:val="center"/>
         <w:rPr>
+          <w:sz w:val="24"/>
+          <w:szCs w:val="24"/>
+          <w:lang w:val="ru-RU"/>
+        </w:rPr>
+      </w:pPr>
+    </w:p>
+    <w:p>
+      <w:pPr>
+        <w:jc w:val="center"/>
+        <w:rPr>
+          <w:sz w:val="24"/>
+          <w:szCs w:val="24"/>
+          <w:lang w:val="ru-RU"/>
+        </w:rPr>
+      </w:pPr>
+    </w:p>
+    <w:p>
+      <w:pPr>
+        <w:jc w:val="center"/>
+        <w:rPr>
+          <w:sz w:val="24"/>
+          <w:szCs w:val="24"/>
+          <w:lang w:val="ru-RU"/>
+        </w:rPr>
+      </w:pPr>
+    </w:p>
+    <w:p>
+      <w:pPr>
+        <w:jc w:val="center"/>
+        <w:rPr>
+          <w:sz w:val="24"/>
+          <w:szCs w:val="24"/>
+          <w:lang w:val="ru-RU"/>
+        </w:rPr>
+      </w:pPr>
+    </w:p>
+    <w:p>
+      <w:pPr>
+        <w:jc w:val="center"/>
+        <w:rPr>
           <w:lang w:val="ru-RU"/>
         </w:rPr>
       </w:pPr>
@@ -668,6 +708,7 @@
           <w:sz w:val="28"/>
           <w:szCs w:val="28"/>
         </w:rPr>
+        <w:lastRenderedPageBreak/>
         <w:t>1. Цель, набор сцен, фактор, гипотеза и допуск</w:t>
       </w:r>
     </w:p>
@@ -732,7 +773,7 @@
       </w:r>
       <w:r>
         <w:rPr>
-          <w:rFonts w:ascii="Consolas" w:hAnsi="Consolas" w:eastAsia="Consolas" w:cs="Consolas"/>
+          <w:rFonts w:ascii="Consolas" w:eastAsia="Consolas" w:hAnsi="Consolas" w:cs="Consolas"/>
           <w:sz w:val="22"/>
           <w:szCs w:val="22"/>
         </w:rPr>
@@ -866,7 +907,7 @@
             </w:r>
             <w:r>
               <w:rPr>
-                <w:rFonts w:ascii="Consolas" w:hAnsi="Consolas" w:eastAsia="Consolas" w:cs="Consolas"/>
+                <w:rFonts w:ascii="Consolas" w:eastAsia="Consolas" w:hAnsi="Consolas" w:cs="Consolas"/>
                 <w:sz w:val="19"/>
                 <w:szCs w:val="19"/>
               </w:rPr>
@@ -911,7 +952,7 @@
             </w:r>
             <w:r>
               <w:rPr>
-                <w:rFonts w:ascii="Consolas" w:hAnsi="Consolas" w:eastAsia="Consolas" w:cs="Consolas"/>
+                <w:rFonts w:ascii="Consolas" w:eastAsia="Consolas" w:hAnsi="Consolas" w:cs="Consolas"/>
                 <w:sz w:val="19"/>
                 <w:szCs w:val="19"/>
               </w:rPr>
@@ -1096,7 +1137,7 @@
       </w:r>
       <w:r>
         <w:rPr>
-          <w:rFonts w:ascii="Consolas" w:hAnsi="Consolas" w:eastAsia="Consolas" w:cs="Consolas"/>
+          <w:rFonts w:ascii="Consolas" w:eastAsia="Consolas" w:hAnsi="Consolas" w:cs="Consolas"/>
           <w:sz w:val="22"/>
           <w:szCs w:val="22"/>
         </w:rPr>
@@ -1111,7 +1152,7 @@
       </w:r>
       <w:r>
         <w:rPr>
-          <w:rFonts w:ascii="Consolas" w:hAnsi="Consolas" w:eastAsia="Consolas" w:cs="Consolas"/>
+          <w:rFonts w:ascii="Consolas" w:eastAsia="Consolas" w:hAnsi="Consolas" w:cs="Consolas"/>
           <w:sz w:val="22"/>
           <w:szCs w:val="22"/>
         </w:rPr>
@@ -1126,7 +1167,7 @@
       </w:r>
       <w:r>
         <w:rPr>
-          <w:rFonts w:ascii="Consolas" w:hAnsi="Consolas" w:eastAsia="Consolas" w:cs="Consolas"/>
+          <w:rFonts w:ascii="Consolas" w:eastAsia="Consolas" w:hAnsi="Consolas" w:cs="Consolas"/>
           <w:sz w:val="22"/>
           <w:szCs w:val="22"/>
         </w:rPr>
@@ -1163,7 +1204,7 @@
       </w:r>
       <w:r>
         <w:rPr>
-          <w:rFonts w:ascii="Consolas" w:hAnsi="Consolas" w:eastAsia="Consolas" w:cs="Consolas"/>
+          <w:rFonts w:ascii="Consolas" w:eastAsia="Consolas" w:hAnsi="Consolas" w:cs="Consolas"/>
           <w:sz w:val="22"/>
           <w:szCs w:val="22"/>
         </w:rPr>
@@ -1178,7 +1219,7 @@
       </w:r>
       <w:r>
         <w:rPr>
-          <w:rFonts w:ascii="Consolas" w:hAnsi="Consolas" w:eastAsia="Consolas" w:cs="Consolas"/>
+          <w:rFonts w:ascii="Consolas" w:eastAsia="Consolas" w:hAnsi="Consolas" w:cs="Consolas"/>
           <w:sz w:val="22"/>
           <w:szCs w:val="22"/>
         </w:rPr>
@@ -1202,6 +1243,7 @@
           <w:sz w:val="22"/>
           <w:szCs w:val="22"/>
         </w:rPr>
+        <w:lastRenderedPageBreak/>
         <w:t>Таблица 2 — Ожидания по метрикам до запуска</w:t>
       </w:r>
     </w:p>
@@ -1587,7 +1629,7 @@
       </w:r>
       <w:r>
         <w:rPr>
-          <w:rFonts w:ascii="Consolas" w:hAnsi="Consolas" w:eastAsia="Consolas" w:cs="Consolas"/>
+          <w:rFonts w:ascii="Consolas" w:eastAsia="Consolas" w:hAnsi="Consolas" w:cs="Consolas"/>
           <w:sz w:val="22"/>
           <w:szCs w:val="22"/>
         </w:rPr>
@@ -1649,10 +1691,10 @@
         <w:tblLook w:val="04A0" w:firstRow="1" w:lastRow="0" w:firstColumn="1" w:lastColumn="0" w:noHBand="0" w:noVBand="1"/>
       </w:tblPr>
       <w:tblGrid>
-        <w:gridCol w:w="1869"/>
-        <w:gridCol w:w="1121"/>
-        <w:gridCol w:w="934"/>
-        <w:gridCol w:w="5420"/>
+        <w:gridCol w:w="1856"/>
+        <w:gridCol w:w="1116"/>
+        <w:gridCol w:w="1020"/>
+        <w:gridCol w:w="5354"/>
       </w:tblGrid>
       <w:tr>
         <w:trPr>
@@ -2069,7 +2111,7 @@
       </w:r>
       <w:r>
         <w:rPr>
-          <w:rFonts w:ascii="Consolas" w:hAnsi="Consolas" w:eastAsia="Consolas" w:cs="Consolas"/>
+          <w:rFonts w:ascii="Consolas" w:eastAsia="Consolas" w:hAnsi="Consolas" w:cs="Consolas"/>
           <w:sz w:val="22"/>
           <w:szCs w:val="22"/>
         </w:rPr>
@@ -2084,7 +2126,7 @@
       </w:r>
       <w:r>
         <w:rPr>
-          <w:rFonts w:ascii="Consolas" w:hAnsi="Consolas" w:eastAsia="Consolas" w:cs="Consolas"/>
+          <w:rFonts w:ascii="Consolas" w:eastAsia="Consolas" w:hAnsi="Consolas" w:cs="Consolas"/>
           <w:sz w:val="22"/>
           <w:szCs w:val="22"/>
         </w:rPr>
@@ -2099,7 +2141,7 @@
       </w:r>
       <w:r>
         <w:rPr>
-          <w:rFonts w:ascii="Consolas" w:hAnsi="Consolas" w:eastAsia="Consolas" w:cs="Consolas"/>
+          <w:rFonts w:ascii="Consolas" w:eastAsia="Consolas" w:hAnsi="Consolas" w:cs="Consolas"/>
           <w:sz w:val="22"/>
           <w:szCs w:val="22"/>
         </w:rPr>
@@ -2110,7 +2152,15 @@
           <w:sz w:val="24"/>
           <w:szCs w:val="24"/>
         </w:rPr>
-        <w:t>. Каждая сцена — изображение 3 × 32 × 32 со значениями 0,10…1,00: диагональный градиентный фон (одинаковый у всех сцен, яркость 0,10…0,35) и янтарный диск цвета (1,0; 0,76; 0,29). Три фактора сцены берутся равномерно из [0, 1] генератором NumPy с seed 7 и задают центр (0,25…0,75 стороны кадра по x и y) и радиус (0,12…0,22 стороны, т. е. 3,7…6,8 пикселя). Первые 4096 сцен — обучающая выборка, следующие 1024 — тестовая; выборки одинаковы во всех запусках. Векторы факторов возвращаются библиотекой, но в обучении не участвуют — автокодировщик учится без разметки; в работе они использованы только для проверки оценки геометрии диска (раздел 5.4).</w:t>
+        <w:t xml:space="preserve">. Каждая сцена — изображение 3 × 32 × 32 со значениями 0,10…1,00: диагональный градиентный фон (одинаковый у всех сцен, яркость 0,10…0,35) и янтарный диск цвета (1,0; 0,76; 0,29). Три фактора сцены берутся равномерно из [0, 1] генератором NumPy с seed 7 и задают центр (0,25…0,75 стороны кадра по x и y) и </w:t>
+      </w:r>
+      <w:r>
+        <w:rPr>
+          <w:sz w:val="24"/>
+          <w:szCs w:val="24"/>
+        </w:rPr>
+        <w:lastRenderedPageBreak/>
+        <w:t>радиус (0,12…0,22 стороны, т. е. 3,7…6,8 пикселя). Первые 4096 сцен — обучающая выборка, следующие 1024 — тестовая; выборки одинаковы во всех запусках. Векторы факторов возвращаются библиотекой, но в обучении не участвуют — автокодировщик учится без разметки; в работе они использованы только для проверки оценки геометрии диска (раздел 5.4).</w:t>
       </w:r>
     </w:p>
     <w:p>
@@ -2188,7 +2238,7 @@
       </w:r>
       <w:r>
         <w:rPr>
-          <w:rFonts w:ascii="Consolas" w:hAnsi="Consolas" w:eastAsia="Consolas" w:cs="Consolas"/>
+          <w:rFonts w:ascii="Consolas" w:eastAsia="Consolas" w:hAnsi="Consolas" w:cs="Consolas"/>
           <w:sz w:val="22"/>
           <w:szCs w:val="22"/>
         </w:rPr>
@@ -2356,7 +2406,7 @@
             </w:r>
             <w:r>
               <w:rPr>
-                <w:rFonts w:ascii="Consolas" w:hAnsi="Consolas" w:eastAsia="Consolas" w:cs="Consolas"/>
+                <w:rFonts w:ascii="Consolas" w:eastAsia="Consolas" w:hAnsi="Consolas" w:cs="Consolas"/>
                 <w:sz w:val="19"/>
                 <w:szCs w:val="19"/>
               </w:rPr>
@@ -2367,7 +2417,7 @@
             </w:r>
             <w:r>
               <w:rPr>
-                <w:rFonts w:ascii="Consolas" w:hAnsi="Consolas" w:eastAsia="Consolas" w:cs="Consolas"/>
+                <w:rFonts w:ascii="Consolas" w:eastAsia="Consolas" w:hAnsi="Consolas" w:cs="Consolas"/>
                 <w:sz w:val="19"/>
                 <w:szCs w:val="19"/>
               </w:rPr>
@@ -2443,7 +2493,7 @@
           <w:p>
             <w:r>
               <w:rPr>
-                <w:rFonts w:ascii="Consolas" w:hAnsi="Consolas" w:eastAsia="Consolas" w:cs="Consolas"/>
+                <w:rFonts w:ascii="Consolas" w:eastAsia="Consolas" w:hAnsi="Consolas" w:cs="Consolas"/>
                 <w:sz w:val="19"/>
                 <w:szCs w:val="19"/>
               </w:rPr>
@@ -2485,7 +2535,7 @@
           <w:p>
             <w:r>
               <w:rPr>
-                <w:rFonts w:ascii="Consolas" w:hAnsi="Consolas" w:eastAsia="Consolas" w:cs="Consolas"/>
+                <w:rFonts w:ascii="Consolas" w:eastAsia="Consolas" w:hAnsi="Consolas" w:cs="Consolas"/>
                 <w:sz w:val="19"/>
                 <w:szCs w:val="19"/>
               </w:rPr>
@@ -2551,7 +2601,7 @@
       </w:r>
       <w:r>
         <w:rPr>
-          <w:rFonts w:ascii="Consolas" w:hAnsi="Consolas" w:eastAsia="Consolas" w:cs="Consolas"/>
+          <w:rFonts w:ascii="Consolas" w:eastAsia="Consolas" w:hAnsi="Consolas" w:cs="Consolas"/>
           <w:sz w:val="22"/>
           <w:szCs w:val="22"/>
         </w:rPr>
@@ -2566,7 +2616,7 @@
       </w:r>
       <w:r>
         <w:rPr>
-          <w:rFonts w:ascii="Consolas" w:hAnsi="Consolas" w:eastAsia="Consolas" w:cs="Consolas"/>
+          <w:rFonts w:ascii="Consolas" w:eastAsia="Consolas" w:hAnsi="Consolas" w:cs="Consolas"/>
           <w:sz w:val="22"/>
           <w:szCs w:val="22"/>
         </w:rPr>
@@ -2826,6 +2876,7 @@
           </w:tcPr>
           <w:p>
             <w:r>
+              <w:lastRenderedPageBreak/>
               <w:t>2</w:t>
             </w:r>
           </w:p>
@@ -2975,7 +3026,7 @@
           <w:p>
             <w:r>
               <w:rPr>
-                <w:rFonts w:ascii="Consolas" w:hAnsi="Consolas" w:eastAsia="Consolas" w:cs="Consolas"/>
+                <w:rFonts w:ascii="Consolas" w:eastAsia="Consolas" w:hAnsi="Consolas" w:cs="Consolas"/>
                 <w:sz w:val="19"/>
                 <w:szCs w:val="19"/>
               </w:rPr>
@@ -3112,7 +3163,7 @@
           <w:p>
             <w:r>
               <w:rPr>
-                <w:rFonts w:ascii="Consolas" w:hAnsi="Consolas" w:eastAsia="Consolas" w:cs="Consolas"/>
+                <w:rFonts w:ascii="Consolas" w:eastAsia="Consolas" w:hAnsi="Consolas" w:cs="Consolas"/>
                 <w:sz w:val="19"/>
                 <w:szCs w:val="19"/>
               </w:rPr>
@@ -3447,7 +3498,7 @@
       </w:r>
       <w:r>
         <w:rPr>
-          <w:rFonts w:ascii="Consolas" w:hAnsi="Consolas" w:eastAsia="Consolas" w:cs="Consolas"/>
+          <w:rFonts w:ascii="Consolas" w:eastAsia="Consolas" w:hAnsi="Consolas" w:cs="Consolas"/>
           <w:sz w:val="22"/>
           <w:szCs w:val="22"/>
         </w:rPr>
@@ -3499,7 +3550,7 @@
             </w:pPr>
             <w:r>
               <w:rPr>
-                <w:rFonts w:ascii="Consolas" w:hAnsi="Consolas" w:eastAsia="Consolas" w:cs="Consolas"/>
+                <w:rFonts w:ascii="Consolas" w:eastAsia="Consolas" w:hAnsi="Consolas" w:cs="Consolas"/>
                 <w:sz w:val="18"/>
                 <w:szCs w:val="18"/>
               </w:rPr>
@@ -3512,7 +3563,7 @@
             </w:pPr>
             <w:r>
               <w:rPr>
-                <w:rFonts w:ascii="Consolas" w:hAnsi="Consolas" w:eastAsia="Consolas" w:cs="Consolas"/>
+                <w:rFonts w:ascii="Consolas" w:eastAsia="Consolas" w:hAnsi="Consolas" w:cs="Consolas"/>
                 <w:sz w:val="18"/>
                 <w:szCs w:val="18"/>
               </w:rPr>
@@ -3525,7 +3576,7 @@
             </w:pPr>
             <w:r>
               <w:rPr>
-                <w:rFonts w:ascii="Consolas" w:hAnsi="Consolas" w:eastAsia="Consolas" w:cs="Consolas"/>
+                <w:rFonts w:ascii="Consolas" w:eastAsia="Consolas" w:hAnsi="Consolas" w:cs="Consolas"/>
                 <w:sz w:val="18"/>
                 <w:szCs w:val="18"/>
               </w:rPr>
@@ -3538,7 +3589,7 @@
             </w:pPr>
             <w:r>
               <w:rPr>
-                <w:rFonts w:ascii="Consolas" w:hAnsi="Consolas" w:eastAsia="Consolas" w:cs="Consolas"/>
+                <w:rFonts w:ascii="Consolas" w:eastAsia="Consolas" w:hAnsi="Consolas" w:cs="Consolas"/>
                 <w:sz w:val="18"/>
                 <w:szCs w:val="18"/>
               </w:rPr>
@@ -3551,7 +3602,7 @@
             </w:pPr>
             <w:r>
               <w:rPr>
-                <w:rFonts w:ascii="Consolas" w:hAnsi="Consolas" w:eastAsia="Consolas" w:cs="Consolas"/>
+                <w:rFonts w:ascii="Consolas" w:eastAsia="Consolas" w:hAnsi="Consolas" w:cs="Consolas"/>
                 <w:sz w:val="18"/>
                 <w:szCs w:val="18"/>
               </w:rPr>
@@ -3564,7 +3615,7 @@
             </w:pPr>
             <w:r>
               <w:rPr>
-                <w:rFonts w:ascii="Consolas" w:hAnsi="Consolas" w:eastAsia="Consolas" w:cs="Consolas"/>
+                <w:rFonts w:ascii="Consolas" w:eastAsia="Consolas" w:hAnsi="Consolas" w:cs="Consolas"/>
                 <w:sz w:val="18"/>
                 <w:szCs w:val="18"/>
               </w:rPr>
@@ -3574,7 +3625,7 @@
           <w:p>
             <w:r>
               <w:rPr>
-                <w:rFonts w:ascii="Consolas" w:hAnsi="Consolas" w:eastAsia="Consolas" w:cs="Consolas"/>
+                <w:rFonts w:ascii="Consolas" w:eastAsia="Consolas" w:hAnsi="Consolas" w:cs="Consolas"/>
                 <w:sz w:val="18"/>
                 <w:szCs w:val="18"/>
               </w:rPr>
@@ -3603,7 +3654,7 @@
       </w:r>
       <w:r>
         <w:rPr>
-          <w:rFonts w:ascii="Consolas" w:hAnsi="Consolas" w:eastAsia="Consolas" w:cs="Consolas"/>
+          <w:rFonts w:ascii="Consolas" w:eastAsia="Consolas" w:hAnsi="Consolas" w:cs="Consolas"/>
           <w:sz w:val="22"/>
           <w:szCs w:val="22"/>
         </w:rPr>
@@ -3618,7 +3669,7 @@
       </w:r>
       <w:r>
         <w:rPr>
-          <w:rFonts w:ascii="Consolas" w:hAnsi="Consolas" w:eastAsia="Consolas" w:cs="Consolas"/>
+          <w:rFonts w:ascii="Consolas" w:eastAsia="Consolas" w:hAnsi="Consolas" w:cs="Consolas"/>
           <w:sz w:val="22"/>
           <w:szCs w:val="22"/>
         </w:rPr>
@@ -3656,7 +3707,7 @@
       </w:r>
       <w:r>
         <w:rPr>
-          <w:rFonts w:ascii="Consolas" w:hAnsi="Consolas" w:eastAsia="Consolas" w:cs="Consolas"/>
+          <w:rFonts w:ascii="Consolas" w:eastAsia="Consolas" w:hAnsi="Consolas" w:cs="Consolas"/>
           <w:sz w:val="22"/>
           <w:szCs w:val="22"/>
         </w:rPr>
@@ -3708,7 +3759,7 @@
             </w:pPr>
             <w:r>
               <w:rPr>
-                <w:rFonts w:ascii="Consolas" w:hAnsi="Consolas" w:eastAsia="Consolas" w:cs="Consolas"/>
+                <w:rFonts w:ascii="Consolas" w:eastAsia="Consolas" w:hAnsi="Consolas" w:cs="Consolas"/>
                 <w:sz w:val="18"/>
                 <w:szCs w:val="18"/>
               </w:rPr>
@@ -3721,7 +3772,7 @@
             </w:pPr>
             <w:r>
               <w:rPr>
-                <w:rFonts w:ascii="Consolas" w:hAnsi="Consolas" w:eastAsia="Consolas" w:cs="Consolas"/>
+                <w:rFonts w:ascii="Consolas" w:eastAsia="Consolas" w:hAnsi="Consolas" w:cs="Consolas"/>
                 <w:sz w:val="18"/>
                 <w:szCs w:val="18"/>
               </w:rPr>
@@ -3734,7 +3785,7 @@
             </w:pPr>
             <w:r>
               <w:rPr>
-                <w:rFonts w:ascii="Consolas" w:hAnsi="Consolas" w:eastAsia="Consolas" w:cs="Consolas"/>
+                <w:rFonts w:ascii="Consolas" w:eastAsia="Consolas" w:hAnsi="Consolas" w:cs="Consolas"/>
                 <w:sz w:val="18"/>
                 <w:szCs w:val="18"/>
               </w:rPr>
@@ -3747,7 +3798,7 @@
             </w:pPr>
             <w:r>
               <w:rPr>
-                <w:rFonts w:ascii="Consolas" w:hAnsi="Consolas" w:eastAsia="Consolas" w:cs="Consolas"/>
+                <w:rFonts w:ascii="Consolas" w:eastAsia="Consolas" w:hAnsi="Consolas" w:cs="Consolas"/>
                 <w:sz w:val="18"/>
                 <w:szCs w:val="18"/>
               </w:rPr>
@@ -3760,7 +3811,7 @@
             </w:pPr>
             <w:r>
               <w:rPr>
-                <w:rFonts w:ascii="Consolas" w:hAnsi="Consolas" w:eastAsia="Consolas" w:cs="Consolas"/>
+                <w:rFonts w:ascii="Consolas" w:eastAsia="Consolas" w:hAnsi="Consolas" w:cs="Consolas"/>
                 <w:sz w:val="18"/>
                 <w:szCs w:val="18"/>
               </w:rPr>
@@ -3773,7 +3824,7 @@
             </w:pPr>
             <w:r>
               <w:rPr>
-                <w:rFonts w:ascii="Consolas" w:hAnsi="Consolas" w:eastAsia="Consolas" w:cs="Consolas"/>
+                <w:rFonts w:ascii="Consolas" w:eastAsia="Consolas" w:hAnsi="Consolas" w:cs="Consolas"/>
                 <w:sz w:val="18"/>
                 <w:szCs w:val="18"/>
               </w:rPr>
@@ -3786,7 +3837,7 @@
             </w:pPr>
             <w:r>
               <w:rPr>
-                <w:rFonts w:ascii="Consolas" w:hAnsi="Consolas" w:eastAsia="Consolas" w:cs="Consolas"/>
+                <w:rFonts w:ascii="Consolas" w:eastAsia="Consolas" w:hAnsi="Consolas" w:cs="Consolas"/>
                 <w:sz w:val="18"/>
                 <w:szCs w:val="18"/>
               </w:rPr>
@@ -3796,7 +3847,7 @@
           <w:p>
             <w:r>
               <w:rPr>
-                <w:rFonts w:ascii="Consolas" w:hAnsi="Consolas" w:eastAsia="Consolas" w:cs="Consolas"/>
+                <w:rFonts w:ascii="Consolas" w:eastAsia="Consolas" w:hAnsi="Consolas" w:cs="Consolas"/>
                 <w:sz w:val="18"/>
                 <w:szCs w:val="18"/>
               </w:rPr>
@@ -3837,6 +3888,7 @@
           <w:sz w:val="24"/>
           <w:szCs w:val="24"/>
         </w:rPr>
+        <w:lastRenderedPageBreak/>
         <w:t>Шаг 3. Режимы A и B и допуск в коде.</w:t>
       </w:r>
     </w:p>
@@ -3878,7 +3930,7 @@
             </w:pPr>
             <w:r>
               <w:rPr>
-                <w:rFonts w:ascii="Consolas" w:hAnsi="Consolas" w:eastAsia="Consolas" w:cs="Consolas"/>
+                <w:rFonts w:ascii="Consolas" w:eastAsia="Consolas" w:hAnsi="Consolas" w:cs="Consolas"/>
                 <w:sz w:val="18"/>
                 <w:szCs w:val="18"/>
               </w:rPr>
@@ -3891,7 +3943,7 @@
             </w:pPr>
             <w:r>
               <w:rPr>
-                <w:rFonts w:ascii="Consolas" w:hAnsi="Consolas" w:eastAsia="Consolas" w:cs="Consolas"/>
+                <w:rFonts w:ascii="Consolas" w:eastAsia="Consolas" w:hAnsi="Consolas" w:cs="Consolas"/>
                 <w:sz w:val="18"/>
                 <w:szCs w:val="18"/>
               </w:rPr>
@@ -3904,7 +3956,7 @@
             </w:pPr>
             <w:r>
               <w:rPr>
-                <w:rFonts w:ascii="Consolas" w:hAnsi="Consolas" w:eastAsia="Consolas" w:cs="Consolas"/>
+                <w:rFonts w:ascii="Consolas" w:eastAsia="Consolas" w:hAnsi="Consolas" w:cs="Consolas"/>
                 <w:sz w:val="18"/>
                 <w:szCs w:val="18"/>
               </w:rPr>
@@ -3917,7 +3969,7 @@
             </w:pPr>
             <w:r>
               <w:rPr>
-                <w:rFonts w:ascii="Consolas" w:hAnsi="Consolas" w:eastAsia="Consolas" w:cs="Consolas"/>
+                <w:rFonts w:ascii="Consolas" w:eastAsia="Consolas" w:hAnsi="Consolas" w:cs="Consolas"/>
                 <w:sz w:val="18"/>
                 <w:szCs w:val="18"/>
               </w:rPr>
@@ -3930,7 +3982,7 @@
             </w:pPr>
             <w:r>
               <w:rPr>
-                <w:rFonts w:ascii="Consolas" w:hAnsi="Consolas" w:eastAsia="Consolas" w:cs="Consolas"/>
+                <w:rFonts w:ascii="Consolas" w:eastAsia="Consolas" w:hAnsi="Consolas" w:cs="Consolas"/>
                 <w:sz w:val="18"/>
                 <w:szCs w:val="18"/>
               </w:rPr>
@@ -3943,7 +3995,7 @@
             </w:pPr>
             <w:r>
               <w:rPr>
-                <w:rFonts w:ascii="Consolas" w:hAnsi="Consolas" w:eastAsia="Consolas" w:cs="Consolas"/>
+                <w:rFonts w:ascii="Consolas" w:eastAsia="Consolas" w:hAnsi="Consolas" w:cs="Consolas"/>
                 <w:sz w:val="18"/>
                 <w:szCs w:val="18"/>
               </w:rPr>
@@ -3956,7 +4008,7 @@
             </w:pPr>
             <w:r>
               <w:rPr>
-                <w:rFonts w:ascii="Consolas" w:hAnsi="Consolas" w:eastAsia="Consolas" w:cs="Consolas"/>
+                <w:rFonts w:ascii="Consolas" w:eastAsia="Consolas" w:hAnsi="Consolas" w:cs="Consolas"/>
                 <w:sz w:val="18"/>
                 <w:szCs w:val="18"/>
               </w:rPr>
@@ -3966,7 +4018,7 @@
           <w:p>
             <w:r>
               <w:rPr>
-                <w:rFonts w:ascii="Consolas" w:hAnsi="Consolas" w:eastAsia="Consolas" w:cs="Consolas"/>
+                <w:rFonts w:ascii="Consolas" w:eastAsia="Consolas" w:hAnsi="Consolas" w:cs="Consolas"/>
                 <w:sz w:val="18"/>
                 <w:szCs w:val="18"/>
               </w:rPr>
@@ -3995,7 +4047,7 @@
       </w:r>
       <w:r>
         <w:rPr>
-          <w:rFonts w:ascii="Consolas" w:hAnsi="Consolas" w:eastAsia="Consolas" w:cs="Consolas"/>
+          <w:rFonts w:ascii="Consolas" w:eastAsia="Consolas" w:hAnsi="Consolas" w:cs="Consolas"/>
           <w:sz w:val="22"/>
           <w:szCs w:val="22"/>
         </w:rPr>
@@ -4010,7 +4062,7 @@
       </w:r>
       <w:r>
         <w:rPr>
-          <w:rFonts w:ascii="Consolas" w:hAnsi="Consolas" w:eastAsia="Consolas" w:cs="Consolas"/>
+          <w:rFonts w:ascii="Consolas" w:eastAsia="Consolas" w:hAnsi="Consolas" w:cs="Consolas"/>
           <w:sz w:val="22"/>
           <w:szCs w:val="22"/>
         </w:rPr>
@@ -4025,7 +4077,7 @@
       </w:r>
       <w:r>
         <w:rPr>
-          <w:rFonts w:ascii="Consolas" w:hAnsi="Consolas" w:eastAsia="Consolas" w:cs="Consolas"/>
+          <w:rFonts w:ascii="Consolas" w:eastAsia="Consolas" w:hAnsi="Consolas" w:cs="Consolas"/>
           <w:sz w:val="22"/>
           <w:szCs w:val="22"/>
         </w:rPr>
@@ -4040,7 +4092,7 @@
       </w:r>
       <w:r>
         <w:rPr>
-          <w:rFonts w:ascii="Consolas" w:hAnsi="Consolas" w:eastAsia="Consolas" w:cs="Consolas"/>
+          <w:rFonts w:ascii="Consolas" w:eastAsia="Consolas" w:hAnsi="Consolas" w:cs="Consolas"/>
           <w:sz w:val="22"/>
           <w:szCs w:val="22"/>
         </w:rPr>
@@ -4108,7 +4160,7 @@
             </w:pPr>
             <w:r>
               <w:rPr>
-                <w:rFonts w:ascii="Consolas" w:hAnsi="Consolas" w:eastAsia="Consolas" w:cs="Consolas"/>
+                <w:rFonts w:ascii="Consolas" w:eastAsia="Consolas" w:hAnsi="Consolas" w:cs="Consolas"/>
                 <w:sz w:val="18"/>
                 <w:szCs w:val="18"/>
               </w:rPr>
@@ -4121,7 +4173,7 @@
             </w:pPr>
             <w:r>
               <w:rPr>
-                <w:rFonts w:ascii="Consolas" w:hAnsi="Consolas" w:eastAsia="Consolas" w:cs="Consolas"/>
+                <w:rFonts w:ascii="Consolas" w:eastAsia="Consolas" w:hAnsi="Consolas" w:cs="Consolas"/>
                 <w:sz w:val="18"/>
                 <w:szCs w:val="18"/>
               </w:rPr>
@@ -4131,7 +4183,7 @@
           <w:p>
             <w:r>
               <w:rPr>
-                <w:rFonts w:ascii="Consolas" w:hAnsi="Consolas" w:eastAsia="Consolas" w:cs="Consolas"/>
+                <w:rFonts w:ascii="Consolas" w:eastAsia="Consolas" w:hAnsi="Consolas" w:cs="Consolas"/>
                 <w:sz w:val="18"/>
                 <w:szCs w:val="18"/>
               </w:rPr>
@@ -4153,7 +4205,7 @@
       </w:pPr>
       <w:r>
         <w:rPr>
-          <w:rFonts w:ascii="Consolas" w:hAnsi="Consolas" w:eastAsia="Consolas" w:cs="Consolas"/>
+          <w:rFonts w:ascii="Consolas" w:eastAsia="Consolas" w:hAnsi="Consolas" w:cs="Consolas"/>
           <w:sz w:val="22"/>
           <w:szCs w:val="22"/>
         </w:rPr>
@@ -4168,7 +4220,7 @@
       </w:r>
       <w:r>
         <w:rPr>
-          <w:rFonts w:ascii="Consolas" w:hAnsi="Consolas" w:eastAsia="Consolas" w:cs="Consolas"/>
+          <w:rFonts w:ascii="Consolas" w:eastAsia="Consolas" w:hAnsi="Consolas" w:cs="Consolas"/>
           <w:sz w:val="22"/>
           <w:szCs w:val="22"/>
         </w:rPr>
@@ -4206,7 +4258,7 @@
       </w:r>
       <w:r>
         <w:rPr>
-          <w:rFonts w:ascii="Consolas" w:hAnsi="Consolas" w:eastAsia="Consolas" w:cs="Consolas"/>
+          <w:rFonts w:ascii="Consolas" w:eastAsia="Consolas" w:hAnsi="Consolas" w:cs="Consolas"/>
           <w:sz w:val="22"/>
           <w:szCs w:val="22"/>
         </w:rPr>
@@ -4221,7 +4273,7 @@
       </w:r>
       <w:r>
         <w:rPr>
-          <w:rFonts w:ascii="Consolas" w:hAnsi="Consolas" w:eastAsia="Consolas" w:cs="Consolas"/>
+          <w:rFonts w:ascii="Consolas" w:eastAsia="Consolas" w:hAnsi="Consolas" w:cs="Consolas"/>
           <w:sz w:val="22"/>
           <w:szCs w:val="22"/>
         </w:rPr>
@@ -4273,7 +4325,7 @@
             </w:pPr>
             <w:r>
               <w:rPr>
-                <w:rFonts w:ascii="Consolas" w:hAnsi="Consolas" w:eastAsia="Consolas" w:cs="Consolas"/>
+                <w:rFonts w:ascii="Consolas" w:eastAsia="Consolas" w:hAnsi="Consolas" w:cs="Consolas"/>
                 <w:sz w:val="18"/>
                 <w:szCs w:val="18"/>
               </w:rPr>
@@ -4286,7 +4338,7 @@
             </w:pPr>
             <w:r>
               <w:rPr>
-                <w:rFonts w:ascii="Consolas" w:hAnsi="Consolas" w:eastAsia="Consolas" w:cs="Consolas"/>
+                <w:rFonts w:ascii="Consolas" w:eastAsia="Consolas" w:hAnsi="Consolas" w:cs="Consolas"/>
                 <w:sz w:val="18"/>
                 <w:szCs w:val="18"/>
               </w:rPr>
@@ -4299,7 +4351,7 @@
             </w:pPr>
             <w:r>
               <w:rPr>
-                <w:rFonts w:ascii="Consolas" w:hAnsi="Consolas" w:eastAsia="Consolas" w:cs="Consolas"/>
+                <w:rFonts w:ascii="Consolas" w:eastAsia="Consolas" w:hAnsi="Consolas" w:cs="Consolas"/>
                 <w:sz w:val="18"/>
                 <w:szCs w:val="18"/>
               </w:rPr>
@@ -4312,7 +4364,7 @@
             </w:pPr>
             <w:r>
               <w:rPr>
-                <w:rFonts w:ascii="Consolas" w:hAnsi="Consolas" w:eastAsia="Consolas" w:cs="Consolas"/>
+                <w:rFonts w:ascii="Consolas" w:eastAsia="Consolas" w:hAnsi="Consolas" w:cs="Consolas"/>
                 <w:sz w:val="18"/>
                 <w:szCs w:val="18"/>
               </w:rPr>
@@ -4325,7 +4377,7 @@
             </w:pPr>
             <w:r>
               <w:rPr>
-                <w:rFonts w:ascii="Consolas" w:hAnsi="Consolas" w:eastAsia="Consolas" w:cs="Consolas"/>
+                <w:rFonts w:ascii="Consolas" w:eastAsia="Consolas" w:hAnsi="Consolas" w:cs="Consolas"/>
                 <w:sz w:val="18"/>
                 <w:szCs w:val="18"/>
               </w:rPr>
@@ -4338,7 +4390,7 @@
             </w:pPr>
             <w:r>
               <w:rPr>
-                <w:rFonts w:ascii="Consolas" w:hAnsi="Consolas" w:eastAsia="Consolas" w:cs="Consolas"/>
+                <w:rFonts w:ascii="Consolas" w:eastAsia="Consolas" w:hAnsi="Consolas" w:cs="Consolas"/>
                 <w:sz w:val="18"/>
                 <w:szCs w:val="18"/>
               </w:rPr>
@@ -4351,7 +4403,7 @@
             </w:pPr>
             <w:r>
               <w:rPr>
-                <w:rFonts w:ascii="Consolas" w:hAnsi="Consolas" w:eastAsia="Consolas" w:cs="Consolas"/>
+                <w:rFonts w:ascii="Consolas" w:eastAsia="Consolas" w:hAnsi="Consolas" w:cs="Consolas"/>
                 <w:sz w:val="18"/>
                 <w:szCs w:val="18"/>
               </w:rPr>
@@ -4364,7 +4416,7 @@
             </w:pPr>
             <w:r>
               <w:rPr>
-                <w:rFonts w:ascii="Consolas" w:hAnsi="Consolas" w:eastAsia="Consolas" w:cs="Consolas"/>
+                <w:rFonts w:ascii="Consolas" w:eastAsia="Consolas" w:hAnsi="Consolas" w:cs="Consolas"/>
                 <w:sz w:val="18"/>
                 <w:szCs w:val="18"/>
               </w:rPr>
@@ -4377,7 +4429,7 @@
             </w:pPr>
             <w:r>
               <w:rPr>
-                <w:rFonts w:ascii="Consolas" w:hAnsi="Consolas" w:eastAsia="Consolas" w:cs="Consolas"/>
+                <w:rFonts w:ascii="Consolas" w:eastAsia="Consolas" w:hAnsi="Consolas" w:cs="Consolas"/>
                 <w:sz w:val="18"/>
                 <w:szCs w:val="18"/>
               </w:rPr>
@@ -4387,7 +4439,7 @@
           <w:p>
             <w:r>
               <w:rPr>
-                <w:rFonts w:ascii="Consolas" w:hAnsi="Consolas" w:eastAsia="Consolas" w:cs="Consolas"/>
+                <w:rFonts w:ascii="Consolas" w:eastAsia="Consolas" w:hAnsi="Consolas" w:cs="Consolas"/>
                 <w:sz w:val="18"/>
                 <w:szCs w:val="18"/>
               </w:rPr>
@@ -4409,7 +4461,7 @@
       </w:pPr>
       <w:r>
         <w:rPr>
-          <w:rFonts w:ascii="Consolas" w:hAnsi="Consolas" w:eastAsia="Consolas" w:cs="Consolas"/>
+          <w:rFonts w:ascii="Consolas" w:eastAsia="Consolas" w:hAnsi="Consolas" w:cs="Consolas"/>
           <w:sz w:val="22"/>
           <w:szCs w:val="22"/>
         </w:rPr>
@@ -4424,7 +4476,7 @@
       </w:r>
       <w:r>
         <w:rPr>
-          <w:rFonts w:ascii="Consolas" w:hAnsi="Consolas" w:eastAsia="Consolas" w:cs="Consolas"/>
+          <w:rFonts w:ascii="Consolas" w:eastAsia="Consolas" w:hAnsi="Consolas" w:cs="Consolas"/>
           <w:sz w:val="22"/>
           <w:szCs w:val="22"/>
         </w:rPr>
@@ -4439,7 +4491,7 @@
       </w:r>
       <w:r>
         <w:rPr>
-          <w:rFonts w:ascii="Consolas" w:hAnsi="Consolas" w:eastAsia="Consolas" w:cs="Consolas"/>
+          <w:rFonts w:ascii="Consolas" w:eastAsia="Consolas" w:hAnsi="Consolas" w:cs="Consolas"/>
           <w:sz w:val="22"/>
           <w:szCs w:val="22"/>
         </w:rPr>
@@ -4454,7 +4506,7 @@
       </w:r>
       <w:r>
         <w:rPr>
-          <w:rFonts w:ascii="Consolas" w:hAnsi="Consolas" w:eastAsia="Consolas" w:cs="Consolas"/>
+          <w:rFonts w:ascii="Consolas" w:eastAsia="Consolas" w:hAnsi="Consolas" w:cs="Consolas"/>
           <w:sz w:val="22"/>
           <w:szCs w:val="22"/>
         </w:rPr>
@@ -4481,6 +4533,7 @@
           <w:sz w:val="24"/>
           <w:szCs w:val="24"/>
         </w:rPr>
+        <w:lastRenderedPageBreak/>
         <w:t>Шаг 7. Классификация по допуску и чувствительность.</w:t>
       </w:r>
     </w:p>
@@ -4522,7 +4575,7 @@
             </w:pPr>
             <w:r>
               <w:rPr>
-                <w:rFonts w:ascii="Consolas" w:hAnsi="Consolas" w:eastAsia="Consolas" w:cs="Consolas"/>
+                <w:rFonts w:ascii="Consolas" w:eastAsia="Consolas" w:hAnsi="Consolas" w:cs="Consolas"/>
                 <w:sz w:val="18"/>
                 <w:szCs w:val="18"/>
               </w:rPr>
@@ -4535,7 +4588,7 @@
             </w:pPr>
             <w:r>
               <w:rPr>
-                <w:rFonts w:ascii="Consolas" w:hAnsi="Consolas" w:eastAsia="Consolas" w:cs="Consolas"/>
+                <w:rFonts w:ascii="Consolas" w:eastAsia="Consolas" w:hAnsi="Consolas" w:cs="Consolas"/>
                 <w:sz w:val="18"/>
                 <w:szCs w:val="18"/>
               </w:rPr>
@@ -4548,7 +4601,7 @@
             </w:pPr>
             <w:r>
               <w:rPr>
-                <w:rFonts w:ascii="Consolas" w:hAnsi="Consolas" w:eastAsia="Consolas" w:cs="Consolas"/>
+                <w:rFonts w:ascii="Consolas" w:eastAsia="Consolas" w:hAnsi="Consolas" w:cs="Consolas"/>
                 <w:sz w:val="18"/>
                 <w:szCs w:val="18"/>
               </w:rPr>
@@ -4561,7 +4614,7 @@
             </w:pPr>
             <w:r>
               <w:rPr>
-                <w:rFonts w:ascii="Consolas" w:hAnsi="Consolas" w:eastAsia="Consolas" w:cs="Consolas"/>
+                <w:rFonts w:ascii="Consolas" w:eastAsia="Consolas" w:hAnsi="Consolas" w:cs="Consolas"/>
                 <w:sz w:val="18"/>
                 <w:szCs w:val="18"/>
               </w:rPr>
@@ -4574,7 +4627,7 @@
             </w:pPr>
             <w:r>
               <w:rPr>
-                <w:rFonts w:ascii="Consolas" w:hAnsi="Consolas" w:eastAsia="Consolas" w:cs="Consolas"/>
+                <w:rFonts w:ascii="Consolas" w:eastAsia="Consolas" w:hAnsi="Consolas" w:cs="Consolas"/>
                 <w:sz w:val="18"/>
                 <w:szCs w:val="18"/>
               </w:rPr>
@@ -4587,7 +4640,7 @@
             </w:pPr>
             <w:r>
               <w:rPr>
-                <w:rFonts w:ascii="Consolas" w:hAnsi="Consolas" w:eastAsia="Consolas" w:cs="Consolas"/>
+                <w:rFonts w:ascii="Consolas" w:eastAsia="Consolas" w:hAnsi="Consolas" w:cs="Consolas"/>
                 <w:sz w:val="18"/>
                 <w:szCs w:val="18"/>
               </w:rPr>
@@ -4600,7 +4653,7 @@
             </w:pPr>
             <w:r>
               <w:rPr>
-                <w:rFonts w:ascii="Consolas" w:hAnsi="Consolas" w:eastAsia="Consolas" w:cs="Consolas"/>
+                <w:rFonts w:ascii="Consolas" w:eastAsia="Consolas" w:hAnsi="Consolas" w:cs="Consolas"/>
                 <w:sz w:val="18"/>
                 <w:szCs w:val="18"/>
               </w:rPr>
@@ -4611,18 +4664,11 @@
             <w:pPr>
               <w:keepNext/>
             </w:pPr>
-            <w:r>
-              <w:rPr>
-                <w:rFonts w:ascii="Consolas" w:hAnsi="Consolas" w:eastAsia="Consolas" w:cs="Consolas"/>
-                <w:sz w:val="18"/>
-                <w:szCs w:val="18"/>
-              </w:rPr>
-            </w:r>
-          </w:p>
-          <w:p>
-            <w:r>
-              <w:rPr>
-                <w:rFonts w:ascii="Consolas" w:hAnsi="Consolas" w:eastAsia="Consolas" w:cs="Consolas"/>
+          </w:p>
+          <w:p>
+            <w:r>
+              <w:rPr>
+                <w:rFonts w:ascii="Consolas" w:eastAsia="Consolas" w:hAnsi="Consolas" w:cs="Consolas"/>
                 <w:sz w:val="18"/>
                 <w:szCs w:val="18"/>
               </w:rPr>
@@ -4651,7 +4697,7 @@
       </w:r>
       <w:r>
         <w:rPr>
-          <w:rFonts w:ascii="Consolas" w:hAnsi="Consolas" w:eastAsia="Consolas" w:cs="Consolas"/>
+          <w:rFonts w:ascii="Consolas" w:eastAsia="Consolas" w:hAnsi="Consolas" w:cs="Consolas"/>
           <w:sz w:val="22"/>
           <w:szCs w:val="22"/>
         </w:rPr>
@@ -4666,7 +4712,7 @@
       </w:r>
       <w:r>
         <w:rPr>
-          <w:rFonts w:ascii="Consolas" w:hAnsi="Consolas" w:eastAsia="Consolas" w:cs="Consolas"/>
+          <w:rFonts w:ascii="Consolas" w:eastAsia="Consolas" w:hAnsi="Consolas" w:cs="Consolas"/>
           <w:sz w:val="22"/>
           <w:szCs w:val="22"/>
         </w:rPr>
@@ -4734,7 +4780,7 @@
             </w:pPr>
             <w:r>
               <w:rPr>
-                <w:rFonts w:ascii="Consolas" w:hAnsi="Consolas" w:eastAsia="Consolas" w:cs="Consolas"/>
+                <w:rFonts w:ascii="Consolas" w:eastAsia="Consolas" w:hAnsi="Consolas" w:cs="Consolas"/>
                 <w:sz w:val="18"/>
                 <w:szCs w:val="18"/>
               </w:rPr>
@@ -4747,7 +4793,7 @@
             </w:pPr>
             <w:r>
               <w:rPr>
-                <w:rFonts w:ascii="Consolas" w:hAnsi="Consolas" w:eastAsia="Consolas" w:cs="Consolas"/>
+                <w:rFonts w:ascii="Consolas" w:eastAsia="Consolas" w:hAnsi="Consolas" w:cs="Consolas"/>
                 <w:sz w:val="18"/>
                 <w:szCs w:val="18"/>
               </w:rPr>
@@ -4760,7 +4806,7 @@
             </w:pPr>
             <w:r>
               <w:rPr>
-                <w:rFonts w:ascii="Consolas" w:hAnsi="Consolas" w:eastAsia="Consolas" w:cs="Consolas"/>
+                <w:rFonts w:ascii="Consolas" w:eastAsia="Consolas" w:hAnsi="Consolas" w:cs="Consolas"/>
                 <w:sz w:val="18"/>
                 <w:szCs w:val="18"/>
               </w:rPr>
@@ -4770,7 +4816,7 @@
           <w:p>
             <w:r>
               <w:rPr>
-                <w:rFonts w:ascii="Consolas" w:hAnsi="Consolas" w:eastAsia="Consolas" w:cs="Consolas"/>
+                <w:rFonts w:ascii="Consolas" w:eastAsia="Consolas" w:hAnsi="Consolas" w:cs="Consolas"/>
                 <w:sz w:val="18"/>
                 <w:szCs w:val="18"/>
               </w:rPr>
@@ -4852,7 +4898,7 @@
             </w:pPr>
             <w:r>
               <w:rPr>
-                <w:rFonts w:ascii="Consolas" w:hAnsi="Consolas" w:eastAsia="Consolas" w:cs="Consolas"/>
+                <w:rFonts w:ascii="Consolas" w:eastAsia="Consolas" w:hAnsi="Consolas" w:cs="Consolas"/>
                 <w:sz w:val="18"/>
                 <w:szCs w:val="18"/>
               </w:rPr>
@@ -4865,7 +4911,7 @@
             </w:pPr>
             <w:r>
               <w:rPr>
-                <w:rFonts w:ascii="Consolas" w:hAnsi="Consolas" w:eastAsia="Consolas" w:cs="Consolas"/>
+                <w:rFonts w:ascii="Consolas" w:eastAsia="Consolas" w:hAnsi="Consolas" w:cs="Consolas"/>
                 <w:sz w:val="18"/>
                 <w:szCs w:val="18"/>
               </w:rPr>
@@ -4878,7 +4924,7 @@
             </w:pPr>
             <w:r>
               <w:rPr>
-                <w:rFonts w:ascii="Consolas" w:hAnsi="Consolas" w:eastAsia="Consolas" w:cs="Consolas"/>
+                <w:rFonts w:ascii="Consolas" w:eastAsia="Consolas" w:hAnsi="Consolas" w:cs="Consolas"/>
                 <w:sz w:val="18"/>
                 <w:szCs w:val="18"/>
               </w:rPr>
@@ -4891,7 +4937,7 @@
             </w:pPr>
             <w:r>
               <w:rPr>
-                <w:rFonts w:ascii="Consolas" w:hAnsi="Consolas" w:eastAsia="Consolas" w:cs="Consolas"/>
+                <w:rFonts w:ascii="Consolas" w:eastAsia="Consolas" w:hAnsi="Consolas" w:cs="Consolas"/>
                 <w:sz w:val="18"/>
                 <w:szCs w:val="18"/>
               </w:rPr>
@@ -4901,7 +4947,7 @@
           <w:p>
             <w:r>
               <w:rPr>
-                <w:rFonts w:ascii="Consolas" w:hAnsi="Consolas" w:eastAsia="Consolas" w:cs="Consolas"/>
+                <w:rFonts w:ascii="Consolas" w:eastAsia="Consolas" w:hAnsi="Consolas" w:cs="Consolas"/>
                 <w:sz w:val="18"/>
                 <w:szCs w:val="18"/>
               </w:rPr>
@@ -4923,7 +4969,7 @@
       </w:pPr>
       <w:r>
         <w:rPr>
-          <w:rFonts w:ascii="Consolas" w:hAnsi="Consolas" w:eastAsia="Consolas" w:cs="Consolas"/>
+          <w:rFonts w:ascii="Consolas" w:eastAsia="Consolas" w:hAnsi="Consolas" w:cs="Consolas"/>
           <w:sz w:val="22"/>
           <w:szCs w:val="22"/>
         </w:rPr>
@@ -4938,7 +4984,7 @@
       </w:r>
       <w:r>
         <w:rPr>
-          <w:rFonts w:ascii="Consolas" w:hAnsi="Consolas" w:eastAsia="Consolas" w:cs="Consolas"/>
+          <w:rFonts w:ascii="Consolas" w:eastAsia="Consolas" w:hAnsi="Consolas" w:cs="Consolas"/>
           <w:sz w:val="22"/>
           <w:szCs w:val="22"/>
         </w:rPr>
@@ -5013,7 +5059,7 @@
             </w:pPr>
             <w:r>
               <w:rPr>
-                <w:rFonts w:ascii="Consolas" w:hAnsi="Consolas" w:eastAsia="Consolas" w:cs="Consolas"/>
+                <w:rFonts w:ascii="Consolas" w:eastAsia="Consolas" w:hAnsi="Consolas" w:cs="Consolas"/>
                 <w:sz w:val="18"/>
                 <w:szCs w:val="18"/>
               </w:rPr>
@@ -5026,7 +5072,7 @@
             </w:pPr>
             <w:r>
               <w:rPr>
-                <w:rFonts w:ascii="Consolas" w:hAnsi="Consolas" w:eastAsia="Consolas" w:cs="Consolas"/>
+                <w:rFonts w:ascii="Consolas" w:eastAsia="Consolas" w:hAnsi="Consolas" w:cs="Consolas"/>
                 <w:sz w:val="18"/>
                 <w:szCs w:val="18"/>
               </w:rPr>
@@ -5039,7 +5085,7 @@
             </w:pPr>
             <w:r>
               <w:rPr>
-                <w:rFonts w:ascii="Consolas" w:hAnsi="Consolas" w:eastAsia="Consolas" w:cs="Consolas"/>
+                <w:rFonts w:ascii="Consolas" w:eastAsia="Consolas" w:hAnsi="Consolas" w:cs="Consolas"/>
                 <w:sz w:val="18"/>
                 <w:szCs w:val="18"/>
               </w:rPr>
@@ -5052,7 +5098,7 @@
             </w:pPr>
             <w:r>
               <w:rPr>
-                <w:rFonts w:ascii="Consolas" w:hAnsi="Consolas" w:eastAsia="Consolas" w:cs="Consolas"/>
+                <w:rFonts w:ascii="Consolas" w:eastAsia="Consolas" w:hAnsi="Consolas" w:cs="Consolas"/>
                 <w:sz w:val="18"/>
                 <w:szCs w:val="18"/>
               </w:rPr>
@@ -5065,7 +5111,7 @@
             </w:pPr>
             <w:r>
               <w:rPr>
-                <w:rFonts w:ascii="Consolas" w:hAnsi="Consolas" w:eastAsia="Consolas" w:cs="Consolas"/>
+                <w:rFonts w:ascii="Consolas" w:eastAsia="Consolas" w:hAnsi="Consolas" w:cs="Consolas"/>
                 <w:sz w:val="18"/>
                 <w:szCs w:val="18"/>
               </w:rPr>
@@ -5078,7 +5124,7 @@
             </w:pPr>
             <w:r>
               <w:rPr>
-                <w:rFonts w:ascii="Consolas" w:hAnsi="Consolas" w:eastAsia="Consolas" w:cs="Consolas"/>
+                <w:rFonts w:ascii="Consolas" w:eastAsia="Consolas" w:hAnsi="Consolas" w:cs="Consolas"/>
                 <w:sz w:val="18"/>
                 <w:szCs w:val="18"/>
               </w:rPr>
@@ -5088,7 +5134,7 @@
           <w:p>
             <w:r>
               <w:rPr>
-                <w:rFonts w:ascii="Consolas" w:hAnsi="Consolas" w:eastAsia="Consolas" w:cs="Consolas"/>
+                <w:rFonts w:ascii="Consolas" w:eastAsia="Consolas" w:hAnsi="Consolas" w:cs="Consolas"/>
                 <w:sz w:val="18"/>
                 <w:szCs w:val="18"/>
               </w:rPr>
@@ -5113,7 +5159,15 @@
           <w:sz w:val="24"/>
           <w:szCs w:val="24"/>
         </w:rPr>
-        <w:t>Красный канал у диска равен 1,0, у фона не выше 0,35; порог 0,675 — середина. По маске считаются центр, эквивалентный радиус √(площадь / π) и округлость √(λmin / λmax) по ковариации координат (у круга 1). Реконструкции сравниваются с той же оценкой на оригиналах, поэтому разность показывает смещение, внесённое автокодировщиком, а не погрешность оценки (она сама не больше 0,051 пикселя относительно истинных факторов).</w:t>
+        <w:t xml:space="preserve">Красный канал у диска равен 1,0, у фона не выше 0,35; порог 0,675 — середина. По маске считаются центр, эквивалентный радиус √(площадь / π) и округлость √(λmin / λmax) по ковариации координат (у круга 1). Реконструкции сравниваются с той же оценкой на </w:t>
+      </w:r>
+      <w:r>
+        <w:rPr>
+          <w:sz w:val="24"/>
+          <w:szCs w:val="24"/>
+        </w:rPr>
+        <w:lastRenderedPageBreak/>
+        <w:t>оригиналах, поэтому разность показывает смещение, внесённое автокодировщиком, а не погрешность оценки (она сама не больше 0,051 пикселя относительно истинных факторов).</w:t>
       </w:r>
     </w:p>
     <w:p>
@@ -5139,7 +5193,7 @@
       </w:r>
       <w:r>
         <w:rPr>
-          <w:rFonts w:ascii="Consolas" w:hAnsi="Consolas" w:eastAsia="Consolas" w:cs="Consolas"/>
+          <w:rFonts w:ascii="Consolas" w:eastAsia="Consolas" w:hAnsi="Consolas" w:cs="Consolas"/>
           <w:sz w:val="22"/>
           <w:szCs w:val="22"/>
         </w:rPr>
@@ -5154,7 +5208,7 @@
       </w:r>
       <w:r>
         <w:rPr>
-          <w:rFonts w:ascii="Consolas" w:hAnsi="Consolas" w:eastAsia="Consolas" w:cs="Consolas"/>
+          <w:rFonts w:ascii="Consolas" w:eastAsia="Consolas" w:hAnsi="Consolas" w:cs="Consolas"/>
           <w:sz w:val="22"/>
           <w:szCs w:val="22"/>
         </w:rPr>
@@ -5169,7 +5223,7 @@
       </w:r>
       <w:r>
         <w:rPr>
-          <w:rFonts w:ascii="Consolas" w:hAnsi="Consolas" w:eastAsia="Consolas" w:cs="Consolas"/>
+          <w:rFonts w:ascii="Consolas" w:eastAsia="Consolas" w:hAnsi="Consolas" w:cs="Consolas"/>
           <w:sz w:val="22"/>
           <w:szCs w:val="22"/>
         </w:rPr>
@@ -5184,7 +5238,7 @@
       </w:r>
       <w:r>
         <w:rPr>
-          <w:rFonts w:ascii="Consolas" w:hAnsi="Consolas" w:eastAsia="Consolas" w:cs="Consolas"/>
+          <w:rFonts w:ascii="Consolas" w:eastAsia="Consolas" w:hAnsi="Consolas" w:cs="Consolas"/>
           <w:sz w:val="22"/>
           <w:szCs w:val="22"/>
         </w:rPr>
@@ -5199,7 +5253,7 @@
       </w:r>
       <w:r>
         <w:rPr>
-          <w:rFonts w:ascii="Consolas" w:hAnsi="Consolas" w:eastAsia="Consolas" w:cs="Consolas"/>
+          <w:rFonts w:ascii="Consolas" w:eastAsia="Consolas" w:hAnsi="Consolas" w:cs="Consolas"/>
           <w:sz w:val="22"/>
           <w:szCs w:val="22"/>
         </w:rPr>
@@ -5214,7 +5268,7 @@
       </w:r>
       <w:r>
         <w:rPr>
-          <w:rFonts w:ascii="Consolas" w:hAnsi="Consolas" w:eastAsia="Consolas" w:cs="Consolas"/>
+          <w:rFonts w:ascii="Consolas" w:eastAsia="Consolas" w:hAnsi="Consolas" w:cs="Consolas"/>
           <w:sz w:val="22"/>
           <w:szCs w:val="22"/>
         </w:rPr>
@@ -5229,7 +5283,7 @@
       </w:r>
       <w:r>
         <w:rPr>
-          <w:rFonts w:ascii="Consolas" w:hAnsi="Consolas" w:eastAsia="Consolas" w:cs="Consolas"/>
+          <w:rFonts w:ascii="Consolas" w:eastAsia="Consolas" w:hAnsi="Consolas" w:cs="Consolas"/>
           <w:sz w:val="22"/>
           <w:szCs w:val="22"/>
         </w:rPr>
@@ -5274,7 +5328,7 @@
       </w:r>
       <w:r>
         <w:rPr>
-          <w:rFonts w:ascii="Consolas" w:hAnsi="Consolas" w:eastAsia="Consolas" w:cs="Consolas"/>
+          <w:rFonts w:ascii="Consolas" w:eastAsia="Consolas" w:hAnsi="Consolas" w:cs="Consolas"/>
           <w:sz w:val="22"/>
           <w:szCs w:val="22"/>
         </w:rPr>
@@ -5312,16 +5366,20 @@
         <w:jc w:val="center"/>
       </w:pPr>
       <w:r>
+        <w:rPr>
+          <w:noProof/>
+        </w:rPr>
         <w:drawing>
-          <wp:inline xmlns:a="http://schemas.openxmlformats.org/drawingml/2006/main" xmlns:pic="http://schemas.openxmlformats.org/drawingml/2006/picture">
+          <wp:inline distT="0" distB="0" distL="0" distR="0" wp14:anchorId="670B26BF" wp14:editId="31DA6C9E">
             <wp:extent cx="5760000" cy="1440000"/>
+            <wp:effectExtent l="0" t="0" r="0" b="0"/>
             <wp:docPr id="20" name="Picture 20"/>
             <wp:cNvGraphicFramePr>
-              <a:graphicFrameLocks noChangeAspect="1"/>
+              <a:graphicFrameLocks xmlns:a="http://schemas.openxmlformats.org/drawingml/2006/main" noChangeAspect="1"/>
             </wp:cNvGraphicFramePr>
-            <a:graphic>
+            <a:graphic xmlns:a="http://schemas.openxmlformats.org/drawingml/2006/main">
               <a:graphicData uri="http://schemas.openxmlformats.org/drawingml/2006/picture">
-                <pic:pic>
+                <pic:pic xmlns:pic="http://schemas.openxmlformats.org/drawingml/2006/picture">
                   <pic:nvPicPr>
                     <pic:cNvPr id="0" name="samples.png"/>
                     <pic:cNvPicPr/>
@@ -5337,7 +5395,9 @@
                       <a:off x="0" y="0"/>
                       <a:ext cx="5760000" cy="1440000"/>
                     </a:xfrm>
-                    <a:prstGeom prst="rect"/>
+                    <a:prstGeom prst="rect">
+                      <a:avLst/>
+                    </a:prstGeom>
                   </pic:spPr>
                 </pic:pic>
               </a:graphicData>
@@ -5398,16 +5458,20 @@
         <w:jc w:val="center"/>
       </w:pPr>
       <w:r>
+        <w:rPr>
+          <w:noProof/>
+        </w:rPr>
         <w:drawing>
-          <wp:inline xmlns:a="http://schemas.openxmlformats.org/drawingml/2006/main" xmlns:pic="http://schemas.openxmlformats.org/drawingml/2006/picture">
+          <wp:inline distT="0" distB="0" distL="0" distR="0" wp14:anchorId="2385AD36" wp14:editId="5A52B2DA">
             <wp:extent cx="1440000" cy="1440000"/>
+            <wp:effectExtent l="0" t="0" r="0" b="0"/>
             <wp:docPr id="21" name="Picture 21"/>
             <wp:cNvGraphicFramePr>
-              <a:graphicFrameLocks noChangeAspect="1"/>
+              <a:graphicFrameLocks xmlns:a="http://schemas.openxmlformats.org/drawingml/2006/main" noChangeAspect="1"/>
             </wp:cNvGraphicFramePr>
-            <a:graphic>
+            <a:graphic xmlns:a="http://schemas.openxmlformats.org/drawingml/2006/main">
               <a:graphicData uri="http://schemas.openxmlformats.org/drawingml/2006/picture">
-                <pic:pic>
+                <pic:pic xmlns:pic="http://schemas.openxmlformats.org/drawingml/2006/picture">
                   <pic:nvPicPr>
                     <pic:cNvPr id="0" name="out_cell13.png"/>
                     <pic:cNvPicPr/>
@@ -5423,7 +5487,9 @@
                       <a:off x="0" y="0"/>
                       <a:ext cx="1440000" cy="1440000"/>
                     </a:xfrm>
-                    <a:prstGeom prst="rect"/>
+                    <a:prstGeom prst="rect">
+                      <a:avLst/>
+                    </a:prstGeom>
                   </pic:spPr>
                 </pic:pic>
               </a:graphicData>
@@ -5522,6 +5588,7 @@
           <w:sz w:val="25"/>
           <w:szCs w:val="25"/>
         </w:rPr>
+        <w:lastRenderedPageBreak/>
         <w:t>5.3. Таблица метрик по серии seed 101…105 (шаг 4)</w:t>
       </w:r>
     </w:p>
@@ -6308,16 +6375,20 @@
         <w:jc w:val="center"/>
       </w:pPr>
       <w:r>
+        <w:rPr>
+          <w:noProof/>
+        </w:rPr>
         <w:drawing>
-          <wp:inline xmlns:a="http://schemas.openxmlformats.org/drawingml/2006/main" xmlns:pic="http://schemas.openxmlformats.org/drawingml/2006/picture">
+          <wp:inline distT="0" distB="0" distL="0" distR="0" wp14:anchorId="31A444EA" wp14:editId="05F4982F">
             <wp:extent cx="5760000" cy="2160000"/>
+            <wp:effectExtent l="0" t="0" r="0" b="0"/>
             <wp:docPr id="22" name="Picture 22"/>
             <wp:cNvGraphicFramePr>
-              <a:graphicFrameLocks noChangeAspect="1"/>
+              <a:graphicFrameLocks xmlns:a="http://schemas.openxmlformats.org/drawingml/2006/main" noChangeAspect="1"/>
             </wp:cNvGraphicFramePr>
-            <a:graphic>
+            <a:graphic xmlns:a="http://schemas.openxmlformats.org/drawingml/2006/main">
               <a:graphicData uri="http://schemas.openxmlformats.org/drawingml/2006/picture">
-                <pic:pic>
+                <pic:pic xmlns:pic="http://schemas.openxmlformats.org/drawingml/2006/picture">
                   <pic:nvPicPr>
                     <pic:cNvPr id="0" name="comparison.png"/>
                     <pic:cNvPicPr/>
@@ -6333,7 +6404,9 @@
                       <a:off x="0" y="0"/>
                       <a:ext cx="5760000" cy="2160000"/>
                     </a:xfrm>
-                    <a:prstGeom prst="rect"/>
+                    <a:prstGeom prst="rect">
+                      <a:avLst/>
+                    </a:prstGeom>
                   </pic:spPr>
                 </pic:pic>
               </a:graphicData>
@@ -7457,6 +7530,7 @@
           </w:tcPr>
           <w:p>
             <w:r>
+              <w:lastRenderedPageBreak/>
               <w:t>радиус: смещение / ср. abs</w:t>
             </w:r>
           </w:p>
@@ -8568,7 +8642,15 @@
           <w:sz w:val="24"/>
           <w:szCs w:val="24"/>
         </w:rPr>
-        <w:t>В этой серии критерий 2s и допуск дают одинаковый ответ: PSNR «значимо и важно», разрыв и время «незначимо и неважно»; для параметров признак 2s неинформативен (s = 0, срабатывает при любом изменении числа весов). Расхождение проявилось при сопоставлении прогонов: при близкой Δ здесь |Δ|/s = 2,10 («да»), у преподавателя 1,49 («нет»), потому что s по пяти seed оценён по-разному (0,553 и 0,715 дБ). У преподавателя изменение практически важно, но статистически не выделяется из разброса. Обратный случай — демонстрационный вариант (раздел 6.6): разрыв вырос на 0,058 дБ при |Δ|/s ≈ 6 — значимо, но в допуске. Вывод: при |Δ|/s около 2 и n = 5 признак 2s неустойчив, и решение о пользе по нему одному принимать нельзя.</w:t>
+        <w:t xml:space="preserve">В этой серии критерий 2s и допуск дают одинаковый ответ: PSNR «значимо и важно», разрыв и время «незначимо и неважно»; для параметров признак 2s неинформативен (s = 0, срабатывает при любом изменении числа весов). Расхождение проявилось при сопоставлении прогонов: при близкой Δ здесь |Δ|/s = 2,10 («да»), у преподавателя 1,49 («нет»), потому что s по пяти seed оценён по-разному (0,553 и 0,715 дБ). У преподавателя изменение практически важно, но статистически не выделяется из разброса. Обратный случай — демонстрационный вариант (раздел 6.6): разрыв вырос на 0,058 дБ при |Δ|/s ≈ 6 </w:t>
+      </w:r>
+      <w:r>
+        <w:rPr>
+          <w:sz w:val="24"/>
+          <w:szCs w:val="24"/>
+        </w:rPr>
+        <w:lastRenderedPageBreak/>
+        <w:t>— значимо, но в допуске. Вывод: при |Δ|/s около 2 и n = 5 признак 2s неустойчив, и решение о пользе по нему одному принимать нельзя.</w:t>
       </w:r>
     </w:p>
     <w:p>
@@ -9772,16 +9854,21 @@
         <w:jc w:val="center"/>
       </w:pPr>
       <w:r>
+        <w:rPr>
+          <w:noProof/>
+        </w:rPr>
+        <w:lastRenderedPageBreak/>
         <w:drawing>
-          <wp:inline xmlns:a="http://schemas.openxmlformats.org/drawingml/2006/main" xmlns:pic="http://schemas.openxmlformats.org/drawingml/2006/picture">
+          <wp:inline distT="0" distB="0" distL="0" distR="0" wp14:anchorId="137EE804" wp14:editId="0697A9FD">
             <wp:extent cx="5580000" cy="2945000"/>
+            <wp:effectExtent l="0" t="0" r="0" b="0"/>
             <wp:docPr id="23" name="Picture 23"/>
             <wp:cNvGraphicFramePr>
-              <a:graphicFrameLocks noChangeAspect="1"/>
+              <a:graphicFrameLocks xmlns:a="http://schemas.openxmlformats.org/drawingml/2006/main" noChangeAspect="1"/>
             </wp:cNvGraphicFramePr>
-            <a:graphic>
+            <a:graphic xmlns:a="http://schemas.openxmlformats.org/drawingml/2006/main">
               <a:graphicData uri="http://schemas.openxmlformats.org/drawingml/2006/picture">
-                <pic:pic>
+                <pic:pic xmlns:pic="http://schemas.openxmlformats.org/drawingml/2006/picture">
                   <pic:nvPicPr>
                     <pic:cNvPr id="0" name="sweep_d.png"/>
                     <pic:cNvPicPr/>
@@ -9797,7 +9884,9 @@
                       <a:off x="0" y="0"/>
                       <a:ext cx="5580000" cy="2945000"/>
                     </a:xfrm>
-                    <a:prstGeom prst="rect"/>
+                    <a:prstGeom prst="rect">
+                      <a:avLst/>
+                    </a:prstGeom>
                   </pic:spPr>
                 </pic:pic>
               </a:graphicData>
@@ -10373,7 +10462,7 @@
       </w:r>
       <w:r>
         <w:rPr>
-          <w:rFonts w:ascii="Consolas" w:hAnsi="Consolas" w:eastAsia="Consolas" w:cs="Consolas"/>
+          <w:rFonts w:ascii="Consolas" w:eastAsia="Consolas" w:hAnsi="Consolas" w:cs="Consolas"/>
           <w:sz w:val="22"/>
           <w:szCs w:val="22"/>
         </w:rPr>
@@ -10384,7 +10473,15 @@
           <w:sz w:val="24"/>
           <w:szCs w:val="24"/>
         </w:rPr>
-        <w:t xml:space="preserve"> задаёт карту признаков 64 × 4 × 4, лежащую до ReLU в подпространстве размерности не больше d: информации это не добавляет, но даёт декодировщику больше «базисных» карт для резкого края. С этим согласуются геометрия (занижение радиуса втрое меньше) и лист сравнения (ореол уже); доказательством это не является (раздел 6.7).</w:t>
+        <w:t xml:space="preserve"> задаёт </w:t>
+      </w:r>
+      <w:r>
+        <w:rPr>
+          <w:sz w:val="24"/>
+          <w:szCs w:val="24"/>
+        </w:rPr>
+        <w:lastRenderedPageBreak/>
+        <w:t>карту признаков 64 × 4 × 4, лежащую до ReLU в подпространстве размерности не больше d: информации это не добавляет, но даёт декодировщику больше «базисных» карт для резкого края. С этим согласуются геометрия (занижение радиуса втрое меньше) и лист сравнения (ореол уже); доказательством это не является (раздел 6.7).</w:t>
       </w:r>
     </w:p>
     <w:p>
@@ -12423,6 +12520,7 @@
           <w:sz w:val="24"/>
           <w:szCs w:val="24"/>
         </w:rPr>
+        <w:lastRenderedPageBreak/>
         <w:t>Выразительность декодировщика</w:t>
       </w:r>
       <w:r>
@@ -12434,7 +12532,7 @@
       </w:r>
       <w:r>
         <w:rPr>
-          <w:rFonts w:ascii="Consolas" w:hAnsi="Consolas" w:eastAsia="Consolas" w:cs="Consolas"/>
+          <w:rFonts w:ascii="Consolas" w:eastAsia="Consolas" w:hAnsi="Consolas" w:cs="Consolas"/>
           <w:sz w:val="22"/>
           <w:szCs w:val="22"/>
         </w:rPr>
@@ -12530,7 +12628,7 @@
       </w:r>
       <w:r>
         <w:rPr>
-          <w:rFonts w:ascii="Consolas" w:hAnsi="Consolas" w:eastAsia="Consolas" w:cs="Consolas"/>
+          <w:rFonts w:ascii="Consolas" w:eastAsia="Consolas" w:hAnsi="Consolas" w:cs="Consolas"/>
           <w:sz w:val="22"/>
           <w:szCs w:val="22"/>
         </w:rPr>
@@ -12774,6 +12872,7 @@
           <w:sz w:val="24"/>
           <w:szCs w:val="24"/>
         </w:rPr>
+        <w:lastRenderedPageBreak/>
         <w:t>PSNR</w:t>
       </w:r>
       <w:r>
@@ -12978,7 +13077,7 @@
       </w:r>
       <w:r>
         <w:rPr>
-          <w:rFonts w:ascii="Consolas" w:hAnsi="Consolas" w:eastAsia="Consolas" w:cs="Consolas"/>
+          <w:rFonts w:ascii="Consolas" w:eastAsia="Consolas" w:hAnsi="Consolas" w:cs="Consolas"/>
           <w:sz w:val="22"/>
           <w:szCs w:val="22"/>
         </w:rPr>
@@ -12993,7 +13092,7 @@
       </w:r>
       <w:r>
         <w:rPr>
-          <w:rFonts w:ascii="Consolas" w:hAnsi="Consolas" w:eastAsia="Consolas" w:cs="Consolas"/>
+          <w:rFonts w:ascii="Consolas" w:eastAsia="Consolas" w:hAnsi="Consolas" w:cs="Consolas"/>
           <w:sz w:val="22"/>
           <w:szCs w:val="22"/>
         </w:rPr>
@@ -13008,7 +13107,7 @@
       </w:r>
       <w:r>
         <w:rPr>
-          <w:rFonts w:ascii="Consolas" w:hAnsi="Consolas" w:eastAsia="Consolas" w:cs="Consolas"/>
+          <w:rFonts w:ascii="Consolas" w:eastAsia="Consolas" w:hAnsi="Consolas" w:cs="Consolas"/>
           <w:sz w:val="22"/>
           <w:szCs w:val="22"/>
         </w:rPr>
@@ -13550,6 +13649,7 @@
                 <w:sz w:val="19"/>
                 <w:szCs w:val="19"/>
               </w:rPr>
+              <w:lastRenderedPageBreak/>
               <w:t>Детерминизм</w:t>
             </w:r>
           </w:p>
@@ -13772,7 +13872,7 @@
       </w:r>
       <w:r>
         <w:rPr>
-          <w:rFonts w:ascii="Consolas" w:hAnsi="Consolas" w:eastAsia="Consolas" w:cs="Consolas"/>
+          <w:rFonts w:ascii="Consolas" w:eastAsia="Consolas" w:hAnsi="Consolas" w:cs="Consolas"/>
           <w:sz w:val="22"/>
           <w:szCs w:val="22"/>
         </w:rPr>
@@ -13787,7 +13887,7 @@
       </w:r>
       <w:r>
         <w:rPr>
-          <w:rFonts w:ascii="Consolas" w:hAnsi="Consolas" w:eastAsia="Consolas" w:cs="Consolas"/>
+          <w:rFonts w:ascii="Consolas" w:eastAsia="Consolas" w:hAnsi="Consolas" w:cs="Consolas"/>
           <w:sz w:val="22"/>
           <w:szCs w:val="22"/>
         </w:rPr>
@@ -13992,6 +14092,7 @@
           <w:sz w:val="25"/>
           <w:szCs w:val="25"/>
         </w:rPr>
+        <w:lastRenderedPageBreak/>
         <w:t>4. Эталон «средняя картинка» и интерпретация PSNR</w:t>
       </w:r>
     </w:p>
@@ -14123,7 +14224,7 @@
             </w:pPr>
             <w:r>
               <w:rPr>
-                <w:rFonts w:ascii="Consolas" w:hAnsi="Consolas" w:eastAsia="Consolas" w:cs="Consolas"/>
+                <w:rFonts w:ascii="Consolas" w:eastAsia="Consolas" w:hAnsi="Consolas" w:cs="Consolas"/>
                 <w:sz w:val="18"/>
                 <w:szCs w:val="18"/>
               </w:rPr>
@@ -14133,7 +14234,7 @@
           <w:p>
             <w:r>
               <w:rPr>
-                <w:rFonts w:ascii="Consolas" w:hAnsi="Consolas" w:eastAsia="Consolas" w:cs="Consolas"/>
+                <w:rFonts w:ascii="Consolas" w:eastAsia="Consolas" w:hAnsi="Consolas" w:cs="Consolas"/>
                 <w:sz w:val="18"/>
                 <w:szCs w:val="18"/>
               </w:rPr>
@@ -14218,7 +14319,15 @@
           <w:sz w:val="24"/>
           <w:szCs w:val="24"/>
         </w:rPr>
-        <w:t>Чем меньше сцен, тем сильнее результат зависит от инициализации, порядка пакетов и конкретных примеров: 512 сцен редко покрывают трёхмерное пространство факторов, и разные seed дают разные решения между обучающими точками. При 160 эпохах сеть начинает запоминать примеры (в прогоне преподавателя разрыв вырос с 0,041 до 0,245 дБ), и качество на тесте зависит от того, насколько удачно запомненные сцены покрывают тестовые. В этой работе 4096 сцен, и разброс PSNR между seed (s = 0,55 дБ) определяется в основном инициализацией.</w:t>
+        <w:t xml:space="preserve">Чем меньше сцен, тем сильнее результат зависит от инициализации, порядка пакетов и конкретных примеров: 512 сцен редко покрывают трёхмерное пространство факторов, и разные seed дают разные решения между обучающими точками. При 160 эпохах сеть </w:t>
+      </w:r>
+      <w:r>
+        <w:rPr>
+          <w:sz w:val="24"/>
+          <w:szCs w:val="24"/>
+        </w:rPr>
+        <w:lastRenderedPageBreak/>
+        <w:t>начинает запоминать примеры (в прогоне преподавателя разрыв вырос с 0,041 до 0,245 дБ), и качество на тесте зависит от того, насколько удачно запомненные сцены покрывают тестовые. В этой работе 4096 сцен, и разброс PSNR между seed (s = 0,55 дБ) определяется в основном инициализацией.</w:t>
       </w:r>
     </w:p>
     <w:p>
@@ -14267,7 +14376,7 @@
     <w:nsid w:val="0BF86D21"/>
     <w:multiLevelType w:val="hybridMultilevel"/>
     <w:tmpl w:val="37344E04"/>
-    <w:lvl w:ilvl="0" w:tplc="7A404462" w:tentative="1">
+    <w:lvl w:ilvl="0" w:tplc="7A404462">
       <w:start w:val="1"/>
       <w:numFmt w:val="bullet"/>
       <w:lvlText w:val="●"/>
